--- a/ky/wisdom-stories/why-am-i-poor.docx
+++ b/ky/wisdom-stories/why-am-i-poor.docx
@@ -20,7 +20,7 @@
           <w:sz w:val="34"/>
           <w:lang w:val="ky-KG"/>
         </w:rPr>
-        <w:t>Мен эмнеге кедеймин</w:t>
+        <w:t>Мен эмнеге кедеймин?</w:t>
       </w:r>
       <w:bookmarkEnd w:id="10236"/>
     </w:p>
@@ -261,7 +261,7 @@
           <w:sz w:val="22"/>
           <w:lang w:val="ky-KG"/>
         </w:rPr>
-        <w:t xml:space="preserve">Сабак: </w:t>
+        <w:t>Сабак: Берүүгө дайым бир нерсең бар: жылмаюу, жакшы сөз, мээримдүү кароо, жардам берген кол. Адам канча бөлүшсө, ошончо бай.</w:t>
       </w:r>
       <w:r>
         <w:rPr>
@@ -270,7 +270,6 @@
           <w:sz w:val="22"/>
           <w:lang w:val="ky-KG"/>
         </w:rPr>
-        <w:t>Акчаң аз болсо да, бере турган жакшылыгың көп. Жылуу сөз, жайдары жүз, ак тилек, кол кабыш — баары баалуу.</w:t>
       </w:r>
     </w:p>
     <w:p>
@@ -290,7 +289,7 @@
           <w:sz w:val="18"/>
           <w:lang w:val="ky-KG"/>
         </w:rPr>
-        <w:t>Окуя ачык интернет булактарынан алынды.</w:t>
+        <w:t>Аңгемелер ачык интернет булактарынан алынган, иллюстрациялар болсо ЖИ менен түзүлгөн.</w:t>
       </w:r>
     </w:p>
     <w:sectPr>
